--- a/CO1/DBMS CO1 AT1.docx
+++ b/CO1/DBMS CO1 AT1.docx
@@ -468,13 +468,7 @@
         <w:t>.</w:t>
       </w:r>
     </w:p>
-    <w:p>
-      <w:r>
-        <w:pict w14:anchorId="1071E372">
-          <v:rect id="_x0000_i1025" style="width:0;height:1.5pt" o:hralign="center" o:hrstd="t" o:hr="t" fillcolor="#a0a0a0" stroked="f"/>
-        </w:pict>
-      </w:r>
-    </w:p>
+    <w:p/>
     <w:p>
       <w:pPr>
         <w:rPr>
@@ -572,6 +566,14 @@
       <w:tblPr>
         <w:tblW w:w="0" w:type="auto"/>
         <w:tblCellSpacing w:w="15" w:type="dxa"/>
+        <w:tblBorders>
+          <w:top w:val="single" w:sz="4" w:space="0" w:color="auto"/>
+          <w:left w:val="single" w:sz="4" w:space="0" w:color="auto"/>
+          <w:bottom w:val="single" w:sz="4" w:space="0" w:color="auto"/>
+          <w:right w:val="single" w:sz="4" w:space="0" w:color="auto"/>
+          <w:insideH w:val="single" w:sz="4" w:space="0" w:color="auto"/>
+          <w:insideV w:val="single" w:sz="4" w:space="0" w:color="auto"/>
+        </w:tblBorders>
         <w:tblCellMar>
           <w:top w:w="15" w:type="dxa"/>
           <w:left w:w="15" w:type="dxa"/>
@@ -581,10 +583,10 @@
         <w:tblLook w:val="04A0" w:firstRow="1" w:lastRow="0" w:firstColumn="1" w:lastColumn="0" w:noHBand="0" w:noVBand="1"/>
       </w:tblPr>
       <w:tblGrid>
-        <w:gridCol w:w="1293"/>
-        <w:gridCol w:w="713"/>
-        <w:gridCol w:w="1381"/>
-        <w:gridCol w:w="482"/>
+        <w:gridCol w:w="1313"/>
+        <w:gridCol w:w="733"/>
+        <w:gridCol w:w="1401"/>
+        <w:gridCol w:w="502"/>
       </w:tblGrid>
       <w:tr>
         <w:trPr>
@@ -845,13 +847,7 @@
         <w:t>If another student joins, the instance changes but the schema remains the same.</w:t>
       </w:r>
     </w:p>
-    <w:p>
-      <w:r>
-        <w:pict w14:anchorId="7C2F565D">
-          <v:rect id="_x0000_i1026" style="width:0;height:1.5pt" o:hralign="center" o:hrstd="t" o:hr="t" fillcolor="#a0a0a0" stroked="f"/>
-        </w:pict>
-      </w:r>
-    </w:p>
+    <w:p/>
     <w:p>
       <w:pPr>
         <w:rPr>
@@ -871,6 +867,14 @@
       <w:tblPr>
         <w:tblW w:w="0" w:type="auto"/>
         <w:tblCellSpacing w:w="15" w:type="dxa"/>
+        <w:tblBorders>
+          <w:top w:val="single" w:sz="4" w:space="0" w:color="auto"/>
+          <w:left w:val="single" w:sz="4" w:space="0" w:color="auto"/>
+          <w:bottom w:val="single" w:sz="4" w:space="0" w:color="auto"/>
+          <w:right w:val="single" w:sz="4" w:space="0" w:color="auto"/>
+          <w:insideH w:val="single" w:sz="4" w:space="0" w:color="auto"/>
+          <w:insideV w:val="single" w:sz="4" w:space="0" w:color="auto"/>
+        </w:tblBorders>
         <w:tblCellMar>
           <w:top w:w="15" w:type="dxa"/>
           <w:left w:w="15" w:type="dxa"/>
@@ -880,8 +884,8 @@
         <w:tblLook w:val="04A0" w:firstRow="1" w:lastRow="0" w:firstColumn="1" w:lastColumn="0" w:noHBand="0" w:noVBand="1"/>
       </w:tblPr>
       <w:tblGrid>
-        <w:gridCol w:w="3358"/>
-        <w:gridCol w:w="5633"/>
+        <w:gridCol w:w="3373"/>
+        <w:gridCol w:w="5643"/>
       </w:tblGrid>
       <w:tr>
         <w:trPr>
@@ -1003,6 +1007,7 @@
           </w:tcPr>
           <w:p>
             <w:r>
+              <w:lastRenderedPageBreak/>
               <w:t>Created during database design</w:t>
             </w:r>
           </w:p>
@@ -1032,7 +1037,9 @@
           </w:tcPr>
           <w:p>
             <w:r>
-              <w:lastRenderedPageBreak/>
+              <w:t>0</w:t>
+            </w:r>
+            <w:r>
               <w:t>Defines structure</w:t>
             </w:r>
           </w:p>
@@ -1177,9 +1184,14 @@
       <w:r>
         <w:t>ENROLLMENT(</w:t>
       </w:r>
+      <w:proofErr w:type="spellStart"/>
       <w:proofErr w:type="gramEnd"/>
       <w:r>
-        <w:t xml:space="preserve">Student_ID, </w:t>
+        <w:t>Student_ID</w:t>
+      </w:r>
+      <w:proofErr w:type="spellEnd"/>
+      <w:r>
+        <w:t xml:space="preserve">, </w:t>
       </w:r>
       <w:proofErr w:type="spellStart"/>
       <w:r>
@@ -1195,13 +1207,7 @@
         <w:t>The logical schema defines the relationship between Student and Course.</w:t>
       </w:r>
     </w:p>
-    <w:p>
-      <w:r>
-        <w:pict w14:anchorId="12B9223E">
-          <v:rect id="_x0000_i1028" style="width:0;height:1.5pt" o:hralign="center" o:hrstd="t" o:hr="t" fillcolor="#a0a0a0" stroked="f"/>
-        </w:pict>
-      </w:r>
-    </w:p>
+    <w:p/>
     <w:p>
       <w:pPr>
         <w:rPr>
@@ -1288,6 +1294,7 @@
           <w:b/>
           <w:bCs/>
         </w:rPr>
+        <w:lastRenderedPageBreak/>
         <w:t>Example</w:t>
       </w:r>
     </w:p>
@@ -1299,7 +1306,6 @@
     <w:p>
       <w:proofErr w:type="spellStart"/>
       <w:r>
-        <w:lastRenderedPageBreak/>
         <w:t>student_data.db</w:t>
       </w:r>
       <w:proofErr w:type="spellEnd"/>
@@ -1309,13 +1315,7 @@
         <w:t>with B+ Tree indexing on Student_ID for faster searching.</w:t>
       </w:r>
     </w:p>
-    <w:p>
-      <w:r>
-        <w:pict w14:anchorId="6363579F">
-          <v:rect id="_x0000_i1029" style="width:0;height:1.5pt" o:hralign="center" o:hrstd="t" o:hr="t" fillcolor="#a0a0a0" stroked="f"/>
-        </w:pict>
-      </w:r>
-    </w:p>
+    <w:p/>
     <w:p>
       <w:pPr>
         <w:rPr>
@@ -1440,6 +1440,14 @@
       <w:tblPr>
         <w:tblW w:w="0" w:type="auto"/>
         <w:tblCellSpacing w:w="15" w:type="dxa"/>
+        <w:tblBorders>
+          <w:top w:val="single" w:sz="4" w:space="0" w:color="auto"/>
+          <w:left w:val="single" w:sz="4" w:space="0" w:color="auto"/>
+          <w:bottom w:val="single" w:sz="4" w:space="0" w:color="auto"/>
+          <w:right w:val="single" w:sz="4" w:space="0" w:color="auto"/>
+          <w:insideH w:val="single" w:sz="4" w:space="0" w:color="auto"/>
+          <w:insideV w:val="single" w:sz="4" w:space="0" w:color="auto"/>
+        </w:tblBorders>
         <w:tblCellMar>
           <w:top w:w="15" w:type="dxa"/>
           <w:left w:w="15" w:type="dxa"/>
@@ -1449,9 +1457,9 @@
         <w:tblLook w:val="04A0" w:firstRow="1" w:lastRow="0" w:firstColumn="1" w:lastColumn="0" w:noHBand="0" w:noVBand="1"/>
       </w:tblPr>
       <w:tblGrid>
-        <w:gridCol w:w="3166"/>
-        <w:gridCol w:w="2881"/>
-        <w:gridCol w:w="2979"/>
+        <w:gridCol w:w="3162"/>
+        <w:gridCol w:w="2876"/>
+        <w:gridCol w:w="2978"/>
       </w:tblGrid>
       <w:tr>
         <w:trPr>
@@ -1689,330 +1697,7 @@
           </w:p>
         </w:tc>
       </w:tr>
-      <w:tr>
-        <w:trPr>
-          <w:tblCellSpacing w:w="15" w:type="dxa"/>
-        </w:trPr>
-        <w:tc>
-          <w:tcPr>
-            <w:tcW w:w="0" w:type="auto"/>
-            <w:vAlign w:val="center"/>
-          </w:tcPr>
-          <w:p/>
-        </w:tc>
-        <w:tc>
-          <w:tcPr>
-            <w:tcW w:w="0" w:type="auto"/>
-            <w:vAlign w:val="center"/>
-          </w:tcPr>
-          <w:p/>
-        </w:tc>
-        <w:tc>
-          <w:tcPr>
-            <w:tcW w:w="0" w:type="auto"/>
-            <w:vAlign w:val="center"/>
-          </w:tcPr>
-          <w:p/>
-        </w:tc>
-      </w:tr>
-      <w:tr>
-        <w:trPr>
-          <w:tblCellSpacing w:w="15" w:type="dxa"/>
-        </w:trPr>
-        <w:tc>
-          <w:tcPr>
-            <w:tcW w:w="0" w:type="auto"/>
-            <w:vAlign w:val="center"/>
-          </w:tcPr>
-          <w:p/>
-        </w:tc>
-        <w:tc>
-          <w:tcPr>
-            <w:tcW w:w="0" w:type="auto"/>
-            <w:vAlign w:val="center"/>
-          </w:tcPr>
-          <w:p/>
-        </w:tc>
-        <w:tc>
-          <w:tcPr>
-            <w:tcW w:w="0" w:type="auto"/>
-            <w:vAlign w:val="center"/>
-          </w:tcPr>
-          <w:p/>
-        </w:tc>
-      </w:tr>
     </w:tbl>
-    <w:p>
-      <w:pPr>
-        <w:rPr>
-          <w:b/>
-          <w:bCs/>
-          <w:sz w:val="40"/>
-          <w:szCs w:val="40"/>
-        </w:rPr>
-      </w:pPr>
-      <w:r>
-        <w:rPr>
-          <w:b/>
-          <w:bCs/>
-          <w:sz w:val="40"/>
-          <w:szCs w:val="40"/>
-        </w:rPr>
-        <w:lastRenderedPageBreak/>
-        <w:t>Q2. Identify the entities, attributes, and relationships for a Bank Management System and construct its ER diagram.</w:t>
-      </w:r>
-    </w:p>
-    <w:p>
-      <w:pPr>
-        <w:rPr>
-          <w:b/>
-          <w:bCs/>
-        </w:rPr>
-      </w:pPr>
-      <w:r>
-        <w:rPr>
-          <w:b/>
-          <w:bCs/>
-        </w:rPr>
-        <w:t>Bank Management System</w:t>
-      </w:r>
-    </w:p>
-    <w:p>
-      <w:r>
-        <w:t>A Bank Management System stores customer information, accounts, loans, branches, and transactions efficiently.</w:t>
-      </w:r>
-    </w:p>
-    <w:p>
-      <w:r>
-        <w:pict w14:anchorId="36E67F5C">
-          <v:rect id="_x0000_i1031" style="width:0;height:1.5pt" o:hralign="center" o:hrstd="t" o:hr="t" fillcolor="#a0a0a0" stroked="f"/>
-        </w:pict>
-      </w:r>
-    </w:p>
-    <w:p>
-      <w:pPr>
-        <w:rPr>
-          <w:b/>
-          <w:bCs/>
-        </w:rPr>
-      </w:pPr>
-      <w:r>
-        <w:rPr>
-          <w:b/>
-          <w:bCs/>
-        </w:rPr>
-        <w:t>Entities</w:t>
-      </w:r>
-    </w:p>
-    <w:p>
-      <w:pPr>
-        <w:rPr>
-          <w:b/>
-          <w:bCs/>
-        </w:rPr>
-      </w:pPr>
-      <w:r>
-        <w:rPr>
-          <w:b/>
-          <w:bCs/>
-        </w:rPr>
-        <w:t>1. Customer</w:t>
-      </w:r>
-    </w:p>
-    <w:p>
-      <w:r>
-        <w:t>Attributes:</w:t>
-      </w:r>
-    </w:p>
-    <w:p>
-      <w:pPr>
-        <w:numPr>
-          <w:ilvl w:val="0"/>
-          <w:numId w:val="6"/>
-        </w:numPr>
-      </w:pPr>
-      <w:proofErr w:type="spellStart"/>
-      <w:r>
-        <w:t>Customer_ID</w:t>
-      </w:r>
-      <w:proofErr w:type="spellEnd"/>
-      <w:r>
-        <w:t xml:space="preserve"> (Primary Key) </w:t>
-      </w:r>
-    </w:p>
-    <w:p>
-      <w:pPr>
-        <w:numPr>
-          <w:ilvl w:val="0"/>
-          <w:numId w:val="6"/>
-        </w:numPr>
-      </w:pPr>
-      <w:r>
-        <w:t xml:space="preserve">Name </w:t>
-      </w:r>
-    </w:p>
-    <w:p>
-      <w:pPr>
-        <w:numPr>
-          <w:ilvl w:val="0"/>
-          <w:numId w:val="6"/>
-        </w:numPr>
-      </w:pPr>
-      <w:r>
-        <w:t xml:space="preserve">Address </w:t>
-      </w:r>
-    </w:p>
-    <w:p>
-      <w:pPr>
-        <w:numPr>
-          <w:ilvl w:val="0"/>
-          <w:numId w:val="6"/>
-        </w:numPr>
-      </w:pPr>
-      <w:proofErr w:type="spellStart"/>
-      <w:r>
-        <w:t>Phone_Number</w:t>
-      </w:r>
-      <w:proofErr w:type="spellEnd"/>
-      <w:r>
-        <w:t xml:space="preserve"> </w:t>
-      </w:r>
-    </w:p>
-    <w:p>
-      <w:pPr>
-        <w:numPr>
-          <w:ilvl w:val="0"/>
-          <w:numId w:val="6"/>
-        </w:numPr>
-      </w:pPr>
-      <w:r>
-        <w:t xml:space="preserve">Email </w:t>
-      </w:r>
-    </w:p>
-    <w:p>
-      <w:pPr>
-        <w:numPr>
-          <w:ilvl w:val="0"/>
-          <w:numId w:val="6"/>
-        </w:numPr>
-      </w:pPr>
-      <w:r>
-        <w:t xml:space="preserve">DOB </w:t>
-      </w:r>
-    </w:p>
-    <w:p>
-      <w:r>
-        <w:pict w14:anchorId="43B0CECE">
-          <v:rect id="_x0000_i1032" style="width:0;height:1.5pt" o:hralign="center" o:hrstd="t" o:hr="t" fillcolor="#a0a0a0" stroked="f"/>
-        </w:pict>
-      </w:r>
-    </w:p>
-    <w:p>
-      <w:pPr>
-        <w:rPr>
-          <w:b/>
-          <w:bCs/>
-        </w:rPr>
-      </w:pPr>
-      <w:r>
-        <w:rPr>
-          <w:b/>
-          <w:bCs/>
-        </w:rPr>
-        <w:t>2. Account</w:t>
-      </w:r>
-    </w:p>
-    <w:p>
-      <w:r>
-        <w:t>Attributes:</w:t>
-      </w:r>
-    </w:p>
-    <w:p>
-      <w:pPr>
-        <w:numPr>
-          <w:ilvl w:val="0"/>
-          <w:numId w:val="7"/>
-        </w:numPr>
-      </w:pPr>
-      <w:proofErr w:type="spellStart"/>
-      <w:r>
-        <w:t>Account_No</w:t>
-      </w:r>
-      <w:proofErr w:type="spellEnd"/>
-      <w:r>
-        <w:t xml:space="preserve"> (Primary Key) </w:t>
-      </w:r>
-    </w:p>
-    <w:p>
-      <w:pPr>
-        <w:numPr>
-          <w:ilvl w:val="0"/>
-          <w:numId w:val="7"/>
-        </w:numPr>
-      </w:pPr>
-      <w:proofErr w:type="spellStart"/>
-      <w:r>
-        <w:t>Account_Type</w:t>
-      </w:r>
-      <w:proofErr w:type="spellEnd"/>
-      <w:r>
-        <w:t xml:space="preserve"> </w:t>
-      </w:r>
-    </w:p>
-    <w:p>
-      <w:pPr>
-        <w:numPr>
-          <w:ilvl w:val="0"/>
-          <w:numId w:val="7"/>
-        </w:numPr>
-      </w:pPr>
-      <w:r>
-        <w:t xml:space="preserve">Balance </w:t>
-      </w:r>
-    </w:p>
-    <w:p>
-      <w:pPr>
-        <w:numPr>
-          <w:ilvl w:val="0"/>
-          <w:numId w:val="7"/>
-        </w:numPr>
-      </w:pPr>
-      <w:proofErr w:type="spellStart"/>
-      <w:r>
-        <w:t>Opening_Date</w:t>
-      </w:r>
-      <w:proofErr w:type="spellEnd"/>
-      <w:r>
-        <w:t xml:space="preserve"> </w:t>
-      </w:r>
-    </w:p>
-    <w:p>
-      <w:r>
-        <w:pict w14:anchorId="70FA7B44">
-          <v:rect id="_x0000_i1033" style="width:0;height:1.5pt" o:hralign="center" o:hrstd="t" o:hr="t" fillcolor="#a0a0a0" stroked="f"/>
-        </w:pict>
-      </w:r>
-    </w:p>
-    <w:p>
-      <w:pPr>
-        <w:rPr>
-          <w:b/>
-          <w:bCs/>
-        </w:rPr>
-      </w:pPr>
-      <w:r>
-        <w:rPr>
-          <w:b/>
-          <w:bCs/>
-        </w:rPr>
-        <w:t>3. Branch</w:t>
-      </w:r>
-    </w:p>
-    <w:p>
-      <w:r>
-        <w:t>Attributes:</w:t>
-      </w:r>
-    </w:p>
     <w:p>
       <w:pPr>
         <w:numPr>
@@ -2022,11 +1707,11 @@
       </w:pPr>
       <w:proofErr w:type="spellStart"/>
       <w:r>
-        <w:t>Branch_ID</w:t>
+        <w:t>Branch_Name</w:t>
       </w:r>
       <w:proofErr w:type="spellEnd"/>
       <w:r>
-        <w:t xml:space="preserve"> (Primary Key) </w:t>
+        <w:t xml:space="preserve"> </w:t>
       </w:r>
     </w:p>
     <w:p>
@@ -2036,14 +1721,8 @@
           <w:numId w:val="8"/>
         </w:numPr>
       </w:pPr>
-      <w:proofErr w:type="spellStart"/>
-      <w:r>
-        <w:lastRenderedPageBreak/>
-        <w:t>Branch_Name</w:t>
-      </w:r>
-      <w:proofErr w:type="spellEnd"/>
-      <w:r>
-        <w:t xml:space="preserve"> </w:t>
+      <w:r>
+        <w:t xml:space="preserve">Location </w:t>
       </w:r>
     </w:p>
     <w:p>
@@ -2053,19 +1732,9 @@
           <w:numId w:val="8"/>
         </w:numPr>
       </w:pPr>
-      <w:r>
-        <w:t xml:space="preserve">Location </w:t>
-      </w:r>
-    </w:p>
-    <w:p>
-      <w:pPr>
-        <w:numPr>
-          <w:ilvl w:val="0"/>
-          <w:numId w:val="8"/>
-        </w:numPr>
-      </w:pPr>
       <w:proofErr w:type="spellStart"/>
       <w:r>
+        <w:lastRenderedPageBreak/>
         <w:t>IFSC_Code</w:t>
       </w:r>
       <w:proofErr w:type="spellEnd"/>
@@ -2073,13 +1742,7 @@
         <w:t xml:space="preserve"> </w:t>
       </w:r>
     </w:p>
-    <w:p>
-      <w:r>
-        <w:pict w14:anchorId="5457D604">
-          <v:rect id="_x0000_i1034" style="width:0;height:1.5pt" o:hralign="center" o:hrstd="t" o:hr="t" fillcolor="#a0a0a0" stroked="f"/>
-        </w:pict>
-      </w:r>
-    </w:p>
+    <w:p/>
     <w:p>
       <w:pPr>
         <w:rPr>
@@ -2164,13 +1827,7 @@
         <w:t xml:space="preserve"> </w:t>
       </w:r>
     </w:p>
-    <w:p>
-      <w:r>
-        <w:pict w14:anchorId="48BA2A19">
-          <v:rect id="_x0000_i1035" style="width:0;height:1.5pt" o:hralign="center" o:hrstd="t" o:hr="t" fillcolor="#a0a0a0" stroked="f"/>
-        </w:pict>
-      </w:r>
-    </w:p>
+    <w:p/>
     <w:p>
       <w:pPr>
         <w:rPr>
@@ -2245,13 +1902,7 @@
         <w:t xml:space="preserve"> </w:t>
       </w:r>
     </w:p>
-    <w:p>
-      <w:r>
-        <w:pict w14:anchorId="28EDE856">
-          <v:rect id="_x0000_i1036" style="width:0;height:1.5pt" o:hralign="center" o:hrstd="t" o:hr="t" fillcolor="#a0a0a0" stroked="f"/>
-        </w:pict>
-      </w:r>
-    </w:p>
+    <w:p/>
     <w:p>
       <w:pPr>
         <w:rPr>
@@ -2297,13 +1948,7 @@
         <w:t>Customer (1) -------- (M) Account</w:t>
       </w:r>
     </w:p>
-    <w:p>
-      <w:r>
-        <w:pict w14:anchorId="49F6EA42">
-          <v:rect id="_x0000_i1037" style="width:0;height:1.5pt" o:hralign="center" o:hrstd="t" o:hr="t" fillcolor="#a0a0a0" stroked="f"/>
-        </w:pict>
-      </w:r>
-    </w:p>
+    <w:p/>
     <w:p>
       <w:pPr>
         <w:rPr>
@@ -2329,46 +1974,34 @@
         <w:t>Branch (1) -------- (M) Account</w:t>
       </w:r>
     </w:p>
-    <w:p>
-      <w:r>
-        <w:pict w14:anchorId="2085B69A">
-          <v:rect id="_x0000_i1038" style="width:0;height:1.5pt" o:hralign="center" o:hrstd="t" o:hr="t" fillcolor="#a0a0a0" stroked="f"/>
-        </w:pict>
-      </w:r>
-    </w:p>
-    <w:p>
-      <w:pPr>
-        <w:rPr>
-          <w:b/>
-          <w:bCs/>
-        </w:rPr>
-      </w:pPr>
-      <w:r>
-        <w:rPr>
-          <w:b/>
-          <w:bCs/>
-        </w:rPr>
+    <w:p/>
+    <w:p>
+      <w:pPr>
+        <w:rPr>
+          <w:b/>
+          <w:bCs/>
+        </w:rPr>
+      </w:pPr>
+      <w:r>
+        <w:rPr>
+          <w:b/>
+          <w:bCs/>
+        </w:rPr>
+        <w:t>Customer — Takes — Loan</w:t>
+      </w:r>
+    </w:p>
+    <w:p>
+      <w:r>
+        <w:t>A customer can take multiple loans.</w:t>
+      </w:r>
+    </w:p>
+    <w:p>
+      <w:r>
         <w:lastRenderedPageBreak/>
-        <w:t>Customer — Takes — Loan</w:t>
-      </w:r>
-    </w:p>
-    <w:p>
-      <w:r>
-        <w:t>A customer can take multiple loans.</w:t>
-      </w:r>
-    </w:p>
-    <w:p>
-      <w:r>
         <w:t>Customer (1) -------- (M) Loan</w:t>
       </w:r>
     </w:p>
-    <w:p>
-      <w:r>
-        <w:pict w14:anchorId="44BAF681">
-          <v:rect id="_x0000_i1039" style="width:0;height:1.5pt" o:hralign="center" o:hrstd="t" o:hr="t" fillcolor="#a0a0a0" stroked="f"/>
-        </w:pict>
-      </w:r>
-    </w:p>
+    <w:p/>
     <w:p>
       <w:pPr>
         <w:rPr>
@@ -2449,342 +2082,65 @@
       </w:r>
     </w:p>
     <w:p>
-      <w:r>
-        <w:t xml:space="preserve">                    CUSTOMER</w:t>
-      </w:r>
-    </w:p>
-    <w:p>
-      <w:r>
-        <w:t xml:space="preserve">       ------------------------------</w:t>
-      </w:r>
-    </w:p>
-    <w:p>
-      <w:r>
-        <w:t xml:space="preserve">       </w:t>
-      </w:r>
-      <w:proofErr w:type="spellStart"/>
-      <w:r>
-        <w:t>Customer_ID</w:t>
-      </w:r>
-      <w:proofErr w:type="spellEnd"/>
-      <w:r>
-        <w:t xml:space="preserve"> (PK)</w:t>
-      </w:r>
-    </w:p>
-    <w:p>
-      <w:r>
-        <w:t xml:space="preserve">       Name</w:t>
-      </w:r>
-    </w:p>
-    <w:p>
-      <w:r>
-        <w:t xml:space="preserve">       Address</w:t>
-      </w:r>
-    </w:p>
-    <w:p>
-      <w:r>
-        <w:t xml:space="preserve">       Phone</w:t>
-      </w:r>
-    </w:p>
-    <w:p>
-      <w:r>
-        <w:t xml:space="preserve">       Email</w:t>
-      </w:r>
-    </w:p>
-    <w:p>
-      <w:r>
-        <w:t xml:space="preserve">       ------------------------------</w:t>
-      </w:r>
-    </w:p>
-    <w:p>
-      <w:r>
-        <w:t xml:space="preserve">              | Owns (1:M)</w:t>
-      </w:r>
-    </w:p>
-    <w:p>
-      <w:r>
-        <w:t xml:space="preserve">              |</w:t>
-      </w:r>
-    </w:p>
-    <w:p>
-      <w:r>
-        <w:t xml:space="preserve">              V</w:t>
-      </w:r>
-    </w:p>
-    <w:p>
-      <w:r>
-        <w:t xml:space="preserve">                    ACCOUNT</w:t>
-      </w:r>
-    </w:p>
-    <w:p>
-      <w:r>
-        <w:t xml:space="preserve">       ------------------------------</w:t>
-      </w:r>
-    </w:p>
-    <w:p>
-      <w:r>
-        <w:t xml:space="preserve">       </w:t>
-      </w:r>
-      <w:proofErr w:type="spellStart"/>
-      <w:r>
-        <w:t>Account_No</w:t>
-      </w:r>
-      <w:proofErr w:type="spellEnd"/>
-      <w:r>
-        <w:t xml:space="preserve"> (PK)</w:t>
-      </w:r>
-    </w:p>
-    <w:p>
-      <w:r>
-        <w:t xml:space="preserve">       </w:t>
-      </w:r>
-      <w:proofErr w:type="spellStart"/>
-      <w:r>
-        <w:t>Account_Type</w:t>
-      </w:r>
-      <w:proofErr w:type="spellEnd"/>
-    </w:p>
-    <w:p>
-      <w:r>
-        <w:lastRenderedPageBreak/>
-        <w:t xml:space="preserve">       Balance</w:t>
-      </w:r>
-    </w:p>
-    <w:p>
-      <w:r>
-        <w:t xml:space="preserve">       </w:t>
-      </w:r>
-      <w:proofErr w:type="spellStart"/>
-      <w:r>
-        <w:t>Opening_Date</w:t>
-      </w:r>
-      <w:proofErr w:type="spellEnd"/>
-    </w:p>
-    <w:p>
-      <w:r>
-        <w:t xml:space="preserve">       ------------------------------</w:t>
-      </w:r>
-    </w:p>
-    <w:p>
-      <w:r>
-        <w:t xml:space="preserve">              |</w:t>
-      </w:r>
-    </w:p>
-    <w:p>
-      <w:r>
-        <w:t xml:space="preserve">      Performs (1:M)</w:t>
-      </w:r>
-    </w:p>
-    <w:p>
-      <w:r>
-        <w:t xml:space="preserve">              |</w:t>
-      </w:r>
-    </w:p>
-    <w:p>
-      <w:r>
-        <w:t xml:space="preserve">              V</w:t>
-      </w:r>
-    </w:p>
-    <w:p>
-      <w:r>
-        <w:t xml:space="preserve">                TRANSACTION</w:t>
-      </w:r>
-    </w:p>
-    <w:p>
-      <w:r>
-        <w:t xml:space="preserve">       ------------------------------</w:t>
-      </w:r>
-    </w:p>
-    <w:p>
-      <w:r>
-        <w:t xml:space="preserve">       </w:t>
-      </w:r>
-      <w:proofErr w:type="spellStart"/>
-      <w:r>
-        <w:t>Transaction_ID</w:t>
-      </w:r>
-      <w:proofErr w:type="spellEnd"/>
-    </w:p>
-    <w:p>
-      <w:r>
-        <w:t xml:space="preserve">       Date</w:t>
-      </w:r>
-    </w:p>
-    <w:p>
-      <w:r>
-        <w:t xml:space="preserve">       Amount</w:t>
-      </w:r>
-    </w:p>
-    <w:p>
-      <w:r>
-        <w:t xml:space="preserve">       </w:t>
-      </w:r>
-      <w:proofErr w:type="spellStart"/>
-      <w:r>
-        <w:t>Transaction_Type</w:t>
-      </w:r>
-      <w:proofErr w:type="spellEnd"/>
-    </w:p>
-    <w:p>
-      <w:r>
-        <w:t xml:space="preserve">       ------------------------------</w:t>
-      </w:r>
-    </w:p>
-    <w:p/>
-    <w:p>
-      <w:r>
-        <w:t>ACCOUNT</w:t>
-      </w:r>
-    </w:p>
-    <w:p>
-      <w:r>
-        <w:t xml:space="preserve">   ^</w:t>
-      </w:r>
-    </w:p>
-    <w:p>
-      <w:r>
-        <w:t xml:space="preserve">   |</w:t>
-      </w:r>
-    </w:p>
-    <w:p>
-      <w:r>
-        <w:t>Maintained By (M:1)</w:t>
-      </w:r>
-    </w:p>
-    <w:p>
-      <w:r>
-        <w:t xml:space="preserve">   |</w:t>
-      </w:r>
-    </w:p>
-    <w:p>
-      <w:r>
-        <w:t>BRANCH</w:t>
-      </w:r>
-    </w:p>
-    <w:p>
-      <w:r>
-        <w:t>----------------------------</w:t>
-      </w:r>
-    </w:p>
-    <w:p>
-      <w:proofErr w:type="spellStart"/>
-      <w:r>
-        <w:t>Branch_ID</w:t>
-      </w:r>
-      <w:proofErr w:type="spellEnd"/>
-      <w:r>
-        <w:t xml:space="preserve"> (PK)</w:t>
-      </w:r>
-    </w:p>
-    <w:p>
-      <w:proofErr w:type="spellStart"/>
-      <w:r>
-        <w:t>Branch_Name</w:t>
-      </w:r>
-      <w:proofErr w:type="spellEnd"/>
-    </w:p>
-    <w:p>
-      <w:r>
-        <w:t>Location</w:t>
-      </w:r>
-    </w:p>
-    <w:p>
-      <w:proofErr w:type="spellStart"/>
-      <w:r>
-        <w:t>IFSC_Code</w:t>
-      </w:r>
-      <w:proofErr w:type="spellEnd"/>
-    </w:p>
-    <w:p>
-      <w:r>
-        <w:t>----------------------------</w:t>
-      </w:r>
-    </w:p>
-    <w:p>
-      <w:r>
-        <w:t xml:space="preserve">   |</w:t>
-      </w:r>
-    </w:p>
-    <w:p>
-      <w:r>
-        <w:lastRenderedPageBreak/>
-        <w:t>Issues (1:M)</w:t>
-      </w:r>
-    </w:p>
-    <w:p>
-      <w:r>
-        <w:t xml:space="preserve">   |</w:t>
-      </w:r>
-    </w:p>
-    <w:p>
-      <w:r>
-        <w:t>LOAN</w:t>
-      </w:r>
-    </w:p>
-    <w:p>
-      <w:r>
-        <w:t>----------------------------</w:t>
-      </w:r>
-    </w:p>
-    <w:p>
-      <w:proofErr w:type="spellStart"/>
-      <w:r>
-        <w:t>Loan_ID</w:t>
-      </w:r>
-      <w:proofErr w:type="spellEnd"/>
-    </w:p>
-    <w:p>
-      <w:proofErr w:type="spellStart"/>
-      <w:r>
-        <w:t>Loan_Amount</w:t>
-      </w:r>
-      <w:proofErr w:type="spellEnd"/>
-    </w:p>
-    <w:p>
-      <w:proofErr w:type="spellStart"/>
-      <w:r>
-        <w:t>Loan_Type</w:t>
-      </w:r>
-      <w:proofErr w:type="spellEnd"/>
-    </w:p>
-    <w:p>
-      <w:proofErr w:type="spellStart"/>
-      <w:r>
-        <w:t>Interest_Rate</w:t>
-      </w:r>
-      <w:proofErr w:type="spellEnd"/>
-    </w:p>
-    <w:p>
-      <w:r>
-        <w:t>----------------------------</w:t>
-      </w:r>
-    </w:p>
-    <w:p>
-      <w:r>
-        <w:t xml:space="preserve">   ^</w:t>
-      </w:r>
-    </w:p>
-    <w:p>
-      <w:r>
-        <w:t xml:space="preserve">   |</w:t>
-      </w:r>
-    </w:p>
-    <w:p>
-      <w:r>
-        <w:t>Taken By (M:1)</w:t>
-      </w:r>
-    </w:p>
-    <w:p>
-      <w:r>
-        <w:t xml:space="preserve">   |</w:t>
-      </w:r>
-    </w:p>
-    <w:p>
-      <w:r>
-        <w:t>CUSTOMER</w:t>
-      </w:r>
-    </w:p>
-    <w:p>
+      <w:pPr>
+        <w:rPr>
+          <w:b/>
+          <w:bCs/>
+        </w:rPr>
+      </w:pPr>
+      <w:r>
+        <w:rPr>
+          <w:b/>
+          <w:bCs/>
+          <w:noProof/>
+        </w:rPr>
+        <w:drawing>
+          <wp:inline distT="0" distB="0" distL="0" distR="0" wp14:anchorId="4019E526" wp14:editId="688433A4">
+            <wp:extent cx="5730796" cy="3329353"/>
+            <wp:effectExtent l="0" t="0" r="3810" b="4445"/>
+            <wp:docPr id="1266047216" name="Picture 3"/>
+            <wp:cNvGraphicFramePr>
+              <a:graphicFrameLocks xmlns:a="http://schemas.openxmlformats.org/drawingml/2006/main" noChangeAspect="1"/>
+            </wp:cNvGraphicFramePr>
+            <a:graphic xmlns:a="http://schemas.openxmlformats.org/drawingml/2006/main">
+              <a:graphicData uri="http://schemas.openxmlformats.org/drawingml/2006/picture">
+                <pic:pic xmlns:pic="http://schemas.openxmlformats.org/drawingml/2006/picture">
+                  <pic:nvPicPr>
+                    <pic:cNvPr id="1266047216" name="Picture 1266047216"/>
+                    <pic:cNvPicPr/>
+                  </pic:nvPicPr>
+                  <pic:blipFill>
+                    <a:blip r:embed="rId7" cstate="print">
+                      <a:extLst>
+                        <a:ext uri="{28A0092B-C50C-407E-A947-70E740481C1C}">
+                          <a14:useLocalDpi xmlns:a14="http://schemas.microsoft.com/office/drawing/2010/main" val="0"/>
+                        </a:ext>
+                      </a:extLst>
+                    </a:blip>
+                    <a:stretch>
+                      <a:fillRect/>
+                    </a:stretch>
+                  </pic:blipFill>
+                  <pic:spPr>
+                    <a:xfrm>
+                      <a:off x="0" y="0"/>
+                      <a:ext cx="5751113" cy="3341156"/>
+                    </a:xfrm>
+                    <a:prstGeom prst="rect">
+                      <a:avLst/>
+                    </a:prstGeom>
+                  </pic:spPr>
+                </pic:pic>
+              </a:graphicData>
+            </a:graphic>
+          </wp:inline>
+        </w:drawing>
+      </w:r>
+    </w:p>
+    <w:p>
+      <w:r>
+        <w:t xml:space="preserve">                    </w:t>
+      </w:r>
       <w:r>
         <w:pict w14:anchorId="490B84F1">
           <v:rect id="_x0000_i1042" style="width:0;height:1.5pt" o:hralign="center" o:hrstd="t" o:hr="t" fillcolor="#a0a0a0" stroked="f"/>
@@ -2827,6 +2183,7 @@
     </w:p>
     <w:p>
       <w:r>
+        <w:lastRenderedPageBreak/>
         <w:t>The Extended ER (EER) Model is an enhancement of the ER model that provides additional features for representing complex real-world applications. It introduces concepts such as inheritance, specialization, generalization, aggregation, and categories.</w:t>
       </w:r>
     </w:p>
@@ -2835,13 +2192,7 @@
         <w:t>The EER model allows better representation of object-oriented concepts and improves database design.</w:t>
       </w:r>
     </w:p>
-    <w:p>
-      <w:r>
-        <w:pict w14:anchorId="56D9AEA6">
-          <v:rect id="_x0000_i1043" style="width:0;height:1.5pt" o:hralign="center" o:hrstd="t" o:hr="t" fillcolor="#a0a0a0" stroked="f"/>
-        </w:pict>
-      </w:r>
-    </w:p>
+    <w:p/>
     <w:p>
       <w:pPr>
         <w:rPr>
@@ -2876,7 +2227,6 @@
         </w:numPr>
       </w:pPr>
       <w:r>
-        <w:lastRenderedPageBreak/>
         <w:t xml:space="preserve">Represents superclass and subclass. </w:t>
       </w:r>
     </w:p>
@@ -2913,13 +2263,7 @@
         <w:t xml:space="preserve">Improves database organization. </w:t>
       </w:r>
     </w:p>
-    <w:p>
-      <w:r>
-        <w:pict w14:anchorId="780DEAAC">
-          <v:rect id="_x0000_i1044" style="width:0;height:1.5pt" o:hralign="center" o:hrstd="t" o:hr="t" fillcolor="#a0a0a0" stroked="f"/>
-        </w:pict>
-      </w:r>
-    </w:p>
+    <w:p/>
     <w:p>
       <w:pPr>
         <w:rPr>
@@ -3028,6 +2372,7 @@
     <w:p>
       <w:proofErr w:type="gramStart"/>
       <w:r>
+        <w:lastRenderedPageBreak/>
         <w:t>Hence</w:t>
       </w:r>
       <w:proofErr w:type="gramEnd"/>
@@ -3035,13 +2380,7 @@
         <w:t xml:space="preserve"> they are generalized into Vehicle.</w:t>
       </w:r>
     </w:p>
-    <w:p>
-      <w:r>
-        <w:pict w14:anchorId="48F0B68E">
-          <v:rect id="_x0000_i1045" style="width:0;height:1.5pt" o:hralign="center" o:hrstd="t" o:hr="t" fillcolor="#a0a0a0" stroked="f"/>
-        </w:pict>
-      </w:r>
-    </w:p>
+    <w:p/>
     <w:p>
       <w:pPr>
         <w:rPr>
@@ -3090,7 +2429,6 @@
     <w:p/>
     <w:p>
       <w:r>
-        <w:lastRenderedPageBreak/>
         <w:t>↓</w:t>
       </w:r>
     </w:p>
@@ -3174,13 +2512,7 @@
         <w:t xml:space="preserve">Programming Language </w:t>
       </w:r>
     </w:p>
-    <w:p>
-      <w:r>
-        <w:pict w14:anchorId="559838FB">
-          <v:rect id="_x0000_i1046" style="width:0;height:1.5pt" o:hralign="center" o:hrstd="t" o:hr="t" fillcolor="#a0a0a0" stroked="f"/>
-        </w:pict>
-      </w:r>
-    </w:p>
+    <w:p/>
     <w:p>
       <w:pPr>
         <w:rPr>
@@ -3249,6 +2581,7 @@
     </w:p>
     <w:p>
       <w:r>
+        <w:lastRenderedPageBreak/>
         <w:t xml:space="preserve">                   |</w:t>
       </w:r>
     </w:p>
@@ -3267,13 +2600,7 @@
         <w:t>Aggregation is useful when relationships themselves need to participate in other relationships.</w:t>
       </w:r>
     </w:p>
-    <w:p>
-      <w:r>
-        <w:pict w14:anchorId="4BCED564">
-          <v:rect id="_x0000_i1047" style="width:0;height:1.5pt" o:hralign="center" o:hrstd="t" o:hr="t" fillcolor="#a0a0a0" stroked="f"/>
-        </w:pict>
-      </w:r>
-    </w:p>
+    <w:p/>
     <w:p>
       <w:pPr>
         <w:rPr>
@@ -3319,7 +2646,6 @@
         </w:numPr>
       </w:pPr>
       <w:r>
-        <w:lastRenderedPageBreak/>
         <w:t xml:space="preserve">Eliminates redundancy. </w:t>
       </w:r>
     </w:p>
@@ -3345,13 +2671,7 @@
         <w:t xml:space="preserve">Easier maintenance. </w:t>
       </w:r>
     </w:p>
-    <w:p>
-      <w:r>
-        <w:pict w14:anchorId="58DD3FDC">
-          <v:rect id="_x0000_i1048" style="width:0;height:1.5pt" o:hralign="center" o:hrstd="t" o:hr="t" fillcolor="#a0a0a0" stroked="f"/>
-        </w:pict>
-      </w:r>
-    </w:p>
+    <w:p/>
     <w:p>
       <w:pPr>
         <w:rPr>
@@ -3391,13 +2711,7 @@
         <w:t>A Hospital Management System stores patient details, doctor information, departments, appointments, and medical records.</w:t>
       </w:r>
     </w:p>
-    <w:p>
-      <w:r>
-        <w:pict w14:anchorId="3AE7AF4B">
-          <v:rect id="_x0000_i1049" style="width:0;height:1.5pt" o:hralign="center" o:hrstd="t" o:hr="t" fillcolor="#a0a0a0" stroked="f"/>
-        </w:pict>
-      </w:r>
-    </w:p>
+    <w:p/>
     <w:p>
       <w:pPr>
         <w:rPr>
@@ -3493,13 +2807,7 @@
         <w:t xml:space="preserve">Address </w:t>
       </w:r>
     </w:p>
-    <w:p>
-      <w:r>
-        <w:pict w14:anchorId="653C97F3">
-          <v:rect id="_x0000_i1050" style="width:0;height:1.5pt" o:hralign="center" o:hrstd="t" o:hr="t" fillcolor="#a0a0a0" stroked="f"/>
-        </w:pict>
-      </w:r>
-    </w:p>
+    <w:p/>
     <w:p>
       <w:pPr>
         <w:rPr>
@@ -3569,26 +2877,19 @@
         <w:t xml:space="preserve">Experience </w:t>
       </w:r>
     </w:p>
-    <w:p>
-      <w:r>
-        <w:pict w14:anchorId="609E3EF6">
-          <v:rect id="_x0000_i1051" style="width:0;height:1.5pt" o:hralign="center" o:hrstd="t" o:hr="t" fillcolor="#a0a0a0" stroked="f"/>
-        </w:pict>
-      </w:r>
-    </w:p>
-    <w:p>
-      <w:pPr>
-        <w:rPr>
-          <w:b/>
-          <w:bCs/>
-        </w:rPr>
-      </w:pPr>
-      <w:r>
-        <w:rPr>
-          <w:b/>
-          <w:bCs/>
-        </w:rPr>
-        <w:lastRenderedPageBreak/>
+    <w:p/>
+    <w:p>
+      <w:pPr>
+        <w:rPr>
+          <w:b/>
+          <w:bCs/>
+        </w:rPr>
+      </w:pPr>
+      <w:r>
+        <w:rPr>
+          <w:b/>
+          <w:bCs/>
+        </w:rPr>
         <w:t>Subclass 2: Patient</w:t>
       </w:r>
     </w:p>
@@ -3656,13 +2957,7 @@
         <w:t xml:space="preserve"> </w:t>
       </w:r>
     </w:p>
-    <w:p>
-      <w:r>
-        <w:pict w14:anchorId="31E23C9C">
-          <v:rect id="_x0000_i1052" style="width:0;height:1.5pt" o:hralign="center" o:hrstd="t" o:hr="t" fillcolor="#a0a0a0" stroked="f"/>
-        </w:pict>
-      </w:r>
-    </w:p>
+    <w:p/>
     <w:p>
       <w:pPr>
         <w:rPr>
@@ -3726,13 +3021,7 @@
         <w:t xml:space="preserve">Location </w:t>
       </w:r>
     </w:p>
-    <w:p>
-      <w:r>
-        <w:pict w14:anchorId="4F3BECF6">
-          <v:rect id="_x0000_i1053" style="width:0;height:1.5pt" o:hralign="center" o:hrstd="t" o:hr="t" fillcolor="#a0a0a0" stroked="f"/>
-        </w:pict>
-      </w:r>
-    </w:p>
+    <w:p/>
     <w:p>
       <w:pPr>
         <w:rPr>
@@ -3822,6 +3111,7 @@
     </w:p>
     <w:p>
       <w:r>
+        <w:lastRenderedPageBreak/>
         <w:t xml:space="preserve">Weak Entity depends on </w:t>
       </w:r>
       <w:proofErr w:type="gramStart"/>
@@ -3833,13 +3123,7 @@
         <w:t>.</w:t>
       </w:r>
     </w:p>
-    <w:p>
-      <w:r>
-        <w:pict w14:anchorId="48FE6D5D">
-          <v:rect id="_x0000_i1054" style="width:0;height:1.5pt" o:hralign="center" o:hrstd="t" o:hr="t" fillcolor="#a0a0a0" stroked="f"/>
-        </w:pict>
-      </w:r>
-    </w:p>
+    <w:p/>
     <w:p>
       <w:pPr>
         <w:rPr>
@@ -3912,303 +3196,80 @@
     </w:p>
     <w:p>
       <w:r>
+        <w:t>One department has many doctors.</w:t>
+      </w:r>
+    </w:p>
+    <w:p>
+      <w:pPr>
+        <w:rPr>
+          <w:b/>
+          <w:bCs/>
+        </w:rPr>
+      </w:pPr>
+      <w:r>
+        <w:rPr>
+          <w:b/>
+          <w:bCs/>
+        </w:rPr>
+        <w:t>Patient Has Medical Record</w:t>
+      </w:r>
+    </w:p>
+    <w:p>
+      <w:r>
+        <w:t>One patient has many medical records.</w:t>
+      </w:r>
+    </w:p>
+    <w:p>
+      <w:r>
+        <w:rPr>
+          <w:noProof/>
+        </w:rPr>
         <w:lastRenderedPageBreak/>
-        <w:t>One department has many doctors.</w:t>
-      </w:r>
-    </w:p>
-    <w:p>
-      <w:pPr>
-        <w:rPr>
-          <w:b/>
-          <w:bCs/>
-        </w:rPr>
-      </w:pPr>
-      <w:r>
-        <w:rPr>
-          <w:b/>
-          <w:bCs/>
-        </w:rPr>
-        <w:t>Patient Has Medical Record</w:t>
-      </w:r>
-    </w:p>
-    <w:p>
-      <w:r>
-        <w:t>One patient has many medical records.</w:t>
-      </w:r>
-    </w:p>
-    <w:p>
-      <w:r>
-        <w:pict w14:anchorId="63B65403">
-          <v:rect id="_x0000_i1055" style="width:0;height:1.5pt" o:hralign="center" o:hrstd="t" o:hr="t" fillcolor="#a0a0a0" stroked="f"/>
-        </w:pict>
-      </w:r>
-    </w:p>
-    <w:p>
-      <w:pPr>
-        <w:rPr>
-          <w:b/>
-          <w:bCs/>
-        </w:rPr>
-      </w:pPr>
-      <w:r>
-        <w:rPr>
-          <w:b/>
-          <w:bCs/>
-        </w:rPr>
-        <w:t>EER Diagram</w:t>
-      </w:r>
-    </w:p>
-    <w:p>
-      <w:r>
-        <w:t xml:space="preserve">                      PERSON</w:t>
-      </w:r>
-    </w:p>
-    <w:p>
-      <w:r>
-        <w:t xml:space="preserve">        ---------------------------------</w:t>
-      </w:r>
-    </w:p>
-    <w:p>
-      <w:r>
-        <w:t xml:space="preserve">        </w:t>
-      </w:r>
-      <w:proofErr w:type="spellStart"/>
-      <w:r>
-        <w:t>Person_ID</w:t>
-      </w:r>
-      <w:proofErr w:type="spellEnd"/>
-    </w:p>
-    <w:p>
-      <w:r>
-        <w:t xml:space="preserve">        Name</w:t>
-      </w:r>
-    </w:p>
-    <w:p>
-      <w:r>
-        <w:t xml:space="preserve">        Age</w:t>
-      </w:r>
-    </w:p>
-    <w:p>
-      <w:r>
-        <w:t xml:space="preserve">        Gender</w:t>
-      </w:r>
-    </w:p>
-    <w:p>
-      <w:r>
-        <w:t xml:space="preserve">        Address</w:t>
-      </w:r>
-    </w:p>
-    <w:p>
-      <w:r>
-        <w:t xml:space="preserve">        ---------------------------------</w:t>
-      </w:r>
-    </w:p>
-    <w:p>
-      <w:r>
-        <w:t xml:space="preserve">                 /               \</w:t>
-      </w:r>
-    </w:p>
-    <w:p>
-      <w:r>
-        <w:t xml:space="preserve">                /                 \</w:t>
-      </w:r>
-    </w:p>
-    <w:p>
-      <w:r>
-        <w:t xml:space="preserve">          IS-A                     </w:t>
-      </w:r>
-      <w:proofErr w:type="spellStart"/>
-      <w:r>
-        <w:t>IS-A</w:t>
-      </w:r>
-      <w:proofErr w:type="spellEnd"/>
-    </w:p>
-    <w:p>
-      <w:r>
-        <w:t xml:space="preserve">             /                       \</w:t>
-      </w:r>
-    </w:p>
-    <w:p>
-      <w:r>
-        <w:t xml:space="preserve">      DOCTOR                     PATIENT</w:t>
-      </w:r>
-    </w:p>
-    <w:p>
-      <w:r>
-        <w:t>---------------------       ----------------------</w:t>
-      </w:r>
-    </w:p>
-    <w:p>
-      <w:proofErr w:type="spellStart"/>
-      <w:r>
-        <w:t>Doctor_ID</w:t>
-      </w:r>
-      <w:proofErr w:type="spellEnd"/>
-      <w:r>
-        <w:t xml:space="preserve">               </w:t>
-      </w:r>
-      <w:proofErr w:type="spellStart"/>
-      <w:r>
-        <w:t>Patient_ID</w:t>
-      </w:r>
-      <w:proofErr w:type="spellEnd"/>
-    </w:p>
-    <w:p>
-      <w:r>
-        <w:t>Specialization          Disease</w:t>
-      </w:r>
-    </w:p>
-    <w:p>
-      <w:r>
-        <w:t xml:space="preserve">Salary                  </w:t>
-      </w:r>
-      <w:proofErr w:type="spellStart"/>
-      <w:r>
-        <w:t>Blood_Group</w:t>
-      </w:r>
-      <w:proofErr w:type="spellEnd"/>
-    </w:p>
-    <w:p>
-      <w:r>
-        <w:t xml:space="preserve">Experience              </w:t>
-      </w:r>
-      <w:proofErr w:type="spellStart"/>
-      <w:r>
-        <w:t>Admission_Date</w:t>
-      </w:r>
-      <w:proofErr w:type="spellEnd"/>
-    </w:p>
-    <w:p>
-      <w:r>
-        <w:t>---------------------       ----------------------</w:t>
+        <w:drawing>
+          <wp:inline distT="0" distB="0" distL="0" distR="0" wp14:anchorId="5F1D3F95" wp14:editId="419FA0B0">
+            <wp:extent cx="5823337" cy="7500257"/>
+            <wp:effectExtent l="0" t="0" r="6350" b="5715"/>
+            <wp:docPr id="2102207063" name="Picture 2"/>
+            <wp:cNvGraphicFramePr>
+              <a:graphicFrameLocks xmlns:a="http://schemas.openxmlformats.org/drawingml/2006/main" noChangeAspect="1"/>
+            </wp:cNvGraphicFramePr>
+            <a:graphic xmlns:a="http://schemas.openxmlformats.org/drawingml/2006/main">
+              <a:graphicData uri="http://schemas.openxmlformats.org/drawingml/2006/picture">
+                <pic:pic xmlns:pic="http://schemas.openxmlformats.org/drawingml/2006/picture">
+                  <pic:nvPicPr>
+                    <pic:cNvPr id="2102207063" name="Picture 2102207063"/>
+                    <pic:cNvPicPr/>
+                  </pic:nvPicPr>
+                  <pic:blipFill>
+                    <a:blip r:embed="rId8">
+                      <a:extLst>
+                        <a:ext uri="{28A0092B-C50C-407E-A947-70E740481C1C}">
+                          <a14:useLocalDpi xmlns:a14="http://schemas.microsoft.com/office/drawing/2010/main" val="0"/>
+                        </a:ext>
+                      </a:extLst>
+                    </a:blip>
+                    <a:stretch>
+                      <a:fillRect/>
+                    </a:stretch>
+                  </pic:blipFill>
+                  <pic:spPr>
+                    <a:xfrm>
+                      <a:off x="0" y="0"/>
+                      <a:ext cx="5883830" cy="7578170"/>
+                    </a:xfrm>
+                    <a:prstGeom prst="rect">
+                      <a:avLst/>
+                    </a:prstGeom>
+                  </pic:spPr>
+                </pic:pic>
+              </a:graphicData>
+            </a:graphic>
+          </wp:inline>
+        </w:drawing>
       </w:r>
     </w:p>
     <w:p/>
-    <w:p>
-      <w:r>
-        <w:t>DOCTOR</w:t>
-      </w:r>
-    </w:p>
-    <w:p>
-      <w:r>
-        <w:t xml:space="preserve">   |</w:t>
-      </w:r>
-    </w:p>
-    <w:p>
-      <w:r>
-        <w:t xml:space="preserve"> Works In</w:t>
-      </w:r>
-    </w:p>
-    <w:p>
-      <w:r>
-        <w:lastRenderedPageBreak/>
-        <w:t xml:space="preserve">   |</w:t>
-      </w:r>
-    </w:p>
-    <w:p>
-      <w:r>
-        <w:t>DEPARTMENT</w:t>
-      </w:r>
-    </w:p>
-    <w:p>
-      <w:r>
-        <w:t>-------------------------</w:t>
-      </w:r>
-    </w:p>
-    <w:p>
-      <w:proofErr w:type="spellStart"/>
-      <w:r>
-        <w:t>Department_ID</w:t>
-      </w:r>
-      <w:proofErr w:type="spellEnd"/>
-    </w:p>
-    <w:p>
-      <w:proofErr w:type="spellStart"/>
-      <w:r>
-        <w:t>Department_Name</w:t>
-      </w:r>
-      <w:proofErr w:type="spellEnd"/>
-    </w:p>
-    <w:p>
-      <w:r>
-        <w:t>Location</w:t>
-      </w:r>
-    </w:p>
-    <w:p>
-      <w:r>
-        <w:t>-------------------------</w:t>
-      </w:r>
-    </w:p>
     <w:p/>
-    <w:p>
-      <w:r>
-        <w:t>PATIENT</w:t>
-      </w:r>
-    </w:p>
-    <w:p>
-      <w:r>
-        <w:t xml:space="preserve">   |</w:t>
-      </w:r>
-    </w:p>
-    <w:p>
-      <w:r>
-        <w:t>Has</w:t>
-      </w:r>
-    </w:p>
-    <w:p>
-      <w:r>
-        <w:t xml:space="preserve">   |</w:t>
-      </w:r>
-    </w:p>
-    <w:p>
-      <w:r>
-        <w:t>MEDICAL_RECORD (Weak Entity)</w:t>
-      </w:r>
-    </w:p>
-    <w:p>
-      <w:r>
-        <w:t>----------------------------</w:t>
-      </w:r>
-    </w:p>
-    <w:p>
-      <w:proofErr w:type="spellStart"/>
-      <w:r>
-        <w:t>Record_No</w:t>
-      </w:r>
-      <w:proofErr w:type="spellEnd"/>
-      <w:r>
-        <w:t xml:space="preserve"> (Partial Key)</w:t>
-      </w:r>
-    </w:p>
-    <w:p>
-      <w:r>
-        <w:t>Diagnosis</w:t>
-      </w:r>
-    </w:p>
-    <w:p>
-      <w:r>
-        <w:t>Prescription</w:t>
-      </w:r>
-    </w:p>
-    <w:p>
-      <w:proofErr w:type="spellStart"/>
-      <w:r>
-        <w:t>Test_Result</w:t>
-      </w:r>
-      <w:proofErr w:type="spellEnd"/>
-    </w:p>
-    <w:p>
-      <w:r>
-        <w:t>----------------------------</w:t>
-      </w:r>
-    </w:p>
-    <w:p>
-      <w:r>
-        <w:pict w14:anchorId="64C1DF03">
-          <v:rect id="_x0000_i1056" style="width:0;height:1.5pt" o:hralign="center" o:hrstd="t" o:hr="t" fillcolor="#a0a0a0" stroked="f"/>
-        </w:pict>
-      </w:r>
-    </w:p>
     <w:p>
       <w:pPr>
         <w:rPr>
@@ -4238,13 +3299,33 @@
           <w:szCs w:val="36"/>
         </w:rPr>
       </w:pPr>
-      <w:r>
+    </w:p>
+    <w:p>
+      <w:pPr>
         <w:rPr>
           <w:b/>
           <w:bCs/>
           <w:sz w:val="36"/>
           <w:szCs w:val="36"/>
         </w:rPr>
+      </w:pPr>
+    </w:p>
+    <w:p>
+      <w:pPr>
+        <w:rPr>
+          <w:b/>
+          <w:bCs/>
+          <w:sz w:val="36"/>
+          <w:szCs w:val="36"/>
+        </w:rPr>
+      </w:pPr>
+      <w:r>
+        <w:rPr>
+          <w:b/>
+          <w:bCs/>
+          <w:sz w:val="36"/>
+          <w:szCs w:val="36"/>
+        </w:rPr>
         <w:t>Q5. Explain the role of a DBA (Database Administrator) and the responsibilities associated with the position.</w:t>
       </w:r>
     </w:p>
@@ -4281,7 +3362,6 @@
     </w:p>
     <w:p>
       <w:r>
-        <w:lastRenderedPageBreak/>
         <w:t xml:space="preserve">A </w:t>
       </w:r>
       <w:r>
@@ -4295,13 +3375,7 @@
         <w:t xml:space="preserve"> is a professional responsible for installing, configuring, maintaining, securing, and managing database systems. The DBA ensures that databases are available, reliable, secure, and perform efficiently for users and applications.</w:t>
       </w:r>
     </w:p>
-    <w:p>
-      <w:r>
-        <w:pict w14:anchorId="7C9573D1">
-          <v:rect id="_x0000_i1057" style="width:0;height:1.5pt" o:hralign="center" o:hrstd="t" o:hr="t" fillcolor="#a0a0a0" stroked="f"/>
-        </w:pict>
-      </w:r>
-    </w:p>
+    <w:p/>
     <w:p>
       <w:pPr>
         <w:rPr>
@@ -4394,13 +3468,7 @@
         <w:t xml:space="preserve">Prevents unauthorized access. </w:t>
       </w:r>
     </w:p>
-    <w:p>
-      <w:r>
-        <w:pict w14:anchorId="0C891130">
-          <v:rect id="_x0000_i1058" style="width:0;height:1.5pt" o:hralign="center" o:hrstd="t" o:hr="t" fillcolor="#a0a0a0" stroked="f"/>
-        </w:pict>
-      </w:r>
-    </w:p>
+    <w:p/>
     <w:p>
       <w:pPr>
         <w:rPr>
@@ -4476,6 +3544,7 @@
         </w:numPr>
       </w:pPr>
       <w:r>
+        <w:lastRenderedPageBreak/>
         <w:t xml:space="preserve">Create databases, tables, indexes, views, and relationships. </w:t>
       </w:r>
     </w:p>
@@ -4598,7 +3667,6 @@
           <w:b/>
           <w:bCs/>
         </w:rPr>
-        <w:lastRenderedPageBreak/>
         <w:t>5. Performance Tuning</w:t>
       </w:r>
     </w:p>
@@ -4817,16 +3885,11 @@
         </w:numPr>
       </w:pPr>
       <w:r>
+        <w:lastRenderedPageBreak/>
         <w:t xml:space="preserve">Maintain records of database configurations, backups, security policies, and recovery procedures. </w:t>
       </w:r>
     </w:p>
-    <w:p>
-      <w:r>
-        <w:pict w14:anchorId="01652673">
-          <v:rect id="_x0000_i1059" style="width:0;height:1.5pt" o:hralign="center" o:hrstd="t" o:hr="t" fillcolor="#a0a0a0" stroked="f"/>
-        </w:pict>
-      </w:r>
-    </w:p>
+    <w:p/>
     <w:p>
       <w:pPr>
         <w:rPr>
@@ -4916,7 +3979,6 @@
         </w:numPr>
       </w:pPr>
       <w:r>
-        <w:lastRenderedPageBreak/>
         <w:t xml:space="preserve">Reliable and consistent data management. </w:t>
       </w:r>
     </w:p>
